--- a/lesson-19.docx
+++ b/lesson-19.docx
@@ -4,55 +4,177 @@
   <w:body>
     <w:p>
       <w:pPr>
-        <w:pStyle w:val="Heading2"/>
-      </w:pPr>
-      <w:proofErr w:type="spellStart"/>
-      <w:r>
-        <w:t>Не</w:t>
-      </w:r>
-      <w:proofErr w:type="spellEnd"/>
-      <w:r>
-        <w:t xml:space="preserve"> </w:t>
-      </w:r>
-      <w:proofErr w:type="spellStart"/>
-      <w:r>
-        <w:t>физика</w:t>
-      </w:r>
-      <w:proofErr w:type="spellEnd"/>
-      <w:r>
-        <w:t>,</w:t>
-      </w:r>
-      <w:r>
-        <w:t xml:space="preserve"> а </w:t>
-      </w:r>
-      <w:proofErr w:type="spellStart"/>
-      <w:r>
-        <w:t>онтология</w:t>
-      </w:r>
-      <w:proofErr w:type="spellEnd"/>
+        <w:rPr>
+          <w:lang w:val="ru-RU"/>
+        </w:rPr>
+      </w:pPr>
+      <w:r>
+        <w:rPr>
+          <w:lang w:val="ru-RU"/>
+        </w:rPr>
+        <w:t>#101. Онтология ("физика") стоиков: представляет собой прото-материалистическую модель, которая, в отличие от метафизических моделей Платона и Аристотеля, не предполагает наличия "второй реальности</w:t>
+      </w:r>
+      <w:proofErr w:type="gramStart"/>
+      <w:r>
+        <w:rPr>
+          <w:lang w:val="ru-RU"/>
+        </w:rPr>
+        <w:t>",  и</w:t>
+      </w:r>
+      <w:proofErr w:type="gramEnd"/>
+      <w:r>
+        <w:rPr>
+          <w:lang w:val="ru-RU"/>
+        </w:rPr>
+        <w:t xml:space="preserve"> кроме того, объясняет возникновение самих метафизических моделей – какова специфика устройства физической реальности, чтобы возникла необходимость прибегать к метафизическим гипотезам;</w:t>
+      </w:r>
     </w:p>
     <w:p>
       <w:pPr>
         <w:rPr>
-          <w:rFonts w:ascii="Times New Roman" w:hAnsi="Times New Roman" w:cs="Times New Roman"/>
-          <w:sz w:val="24"/>
-          <w:szCs w:val="24"/>
-          <w:lang w:val="ru-RU"/>
-        </w:rPr>
-      </w:pPr>
-      <w:r>
-        <w:rPr>
-          <w:rFonts w:ascii="Times New Roman" w:hAnsi="Times New Roman" w:cs="Times New Roman"/>
-          <w:sz w:val="24"/>
-          <w:szCs w:val="24"/>
-          <w:lang w:val="ru-RU"/>
-        </w:rPr>
-        <w:t>То, что называли физикой стоики, не является физикой в современном её понимании. Более корректно было бы сказать онтология стоиков, то есть знание о том, что вообще такое реальность.</w:t>
+          <w:lang w:val="ru-RU"/>
+        </w:rPr>
+      </w:pPr>
+      <w:r>
+        <w:rPr>
+          <w:lang w:val="ru-RU"/>
+        </w:rPr>
+        <w:t>#102. Ключевая альтернатива: 1) «жизнь» как биологический цикл («от третьего лица»), который «растягивается» из прошлого в будущее и принимается как целостность, и 2) подлинное существование в настоящем, в данном мгновении, когда совершается выбор («от первого лица» – «юпостасис» / Личность); им соответствуют два способа мышления: 1) вследствие операции «развёртки» / «распаковки» создаётся топологическая («топос» – место) модель мыслимого объекта или 2) происходит попытка зафиксировать сущность актуального «переживания» – как напряжения, натяжения (тонос), которое создаёт онтологические предпосылки для выбора / принятия решения;</w:t>
       </w:r>
     </w:p>
     <w:p>
       <w:pPr>
         <w:rPr>
+          <w:lang w:val="ru-RU"/>
+        </w:rPr>
+      </w:pPr>
+      <w:r>
+        <w:rPr>
+          <w:lang w:val="ru-RU"/>
+        </w:rPr>
+        <w:t xml:space="preserve">#103. Гипотеза стоиков: существует особая физическая сущность, которая не носит протяжённый, экстенсивный характер, а целиком и полностью присутствует в данном конкретном мгновении и ускользает от исследования, если её попытаться «масштабировать» в рамках целостного процесса, который «растягивался» бы из прошлого в будущее; такую интенсивную сущность стоики назвали «пневма» («дыхание», «дуновение»), и она существует одновременно с «экстенсивной» сущностью – гюле («материал», «материя»), меняющей свои свойства в зависимости от изменения величины; </w:t>
+      </w:r>
+    </w:p>
+    <w:p>
+      <w:pPr>
+        <w:rPr>
+          <w:lang w:val="ru-RU"/>
+        </w:rPr>
+      </w:pPr>
+      <w:r>
+        <w:rPr>
+          <w:lang w:val="ru-RU"/>
+        </w:rPr>
+        <w:t xml:space="preserve">#104. Объяснение причин метафизической онтологии: присутствие интенсивной сущности (пневмы) «скрывается» в моменте настоящего, неуловимом мгновении, и не «фиксируется» в мышлении, использующем топологические («растянутые» в прошлое и будущее) модели объектов; таким образом, гипотеза «второй реальности» - это следствие ошибки, не учитывающей связь устройства физической реальности с природой времени;  </w:t>
+      </w:r>
+    </w:p>
+    <w:p>
+      <w:pPr>
+        <w:rPr>
+          <w:lang w:val="ru-RU"/>
+        </w:rPr>
+      </w:pPr>
+      <w:r>
+        <w:rPr>
+          <w:lang w:val="ru-RU"/>
+        </w:rPr>
+        <w:t>#105. Статус напряжения (тоноса) как характеристики актуального переживания – это «окно в реальность», непосредственный доступ к Бытию / Истине, потому что «иллюзия» – это всегда искусственная конструкция, для которой необходима операция «развёртки» / «распаковки» и, соответственно, она существует только на уровне топологических моделей объектов;</w:t>
+      </w:r>
+    </w:p>
+    <w:p>
+      <w:pPr>
+        <w:rPr>
+          <w:lang w:val="ru-RU"/>
+        </w:rPr>
+      </w:pPr>
+      <w:r>
+        <w:rPr>
+          <w:lang w:val="ru-RU"/>
+        </w:rPr>
+        <w:t>#106. Понятие «пневмы» не является аналогом или прообразом какого-то конкретного понятия современной экспериментальной науки, но создаёт «онтологическую рамку» для адекватного понимания её результатов – открытия какого типа физических сущностей нам следует ожидать при интерпретации экспериментальных данных (электромагнитное поле, волновая функция и т. д.); в противном случае – ложные «механистические» интерпретации, наподобие «эфира»;</w:t>
+      </w:r>
+    </w:p>
+    <w:p>
+      <w:pPr>
+        <w:rPr>
+          <w:lang w:val="ru-RU"/>
+        </w:rPr>
+      </w:pPr>
+      <w:r>
+        <w:rPr>
+          <w:lang w:val="ru-RU"/>
+        </w:rPr>
+        <w:t>#107. Гипотеза «тотального смешения» («красис ди олу») как объяснение одновременного присутствия пневмы и гюле (материи): они не требуют «механистического сосуществования» в разных местах, но могут занимать одно и то же место – пневма целиком в каждой точке «проницает» гюле; это одновременное присутствие «в одном и том же месте» объясняет то, что субъективно мы переживаем как «выбор» / «принятие решения»;</w:t>
+      </w:r>
+    </w:p>
+    <w:p>
+      <w:pPr>
+        <w:rPr>
+          <w:lang w:val="ru-RU"/>
+        </w:rPr>
+      </w:pPr>
+      <w:r>
+        <w:rPr>
+          <w:lang w:val="ru-RU"/>
+        </w:rPr>
+        <w:t xml:space="preserve">#108. Через «проницающую» всё сущее пневму – в моменте настоящего – субъект выбора ощущает непосредственное сродство (ойкейосис) с Космосом, а потому достижение атараксии (отсутствие тревоги) связано с тем, чтобы методично следовать оказываемому на него воздействию (пример с колесницей), совершать должное / надлежащее (катеконта) – без реакции </w:t>
+      </w:r>
+      <w:r>
+        <w:rPr>
+          <w:lang w:val="ru-RU"/>
+        </w:rPr>
+        <w:lastRenderedPageBreak/>
+        <w:t>сопротивления / возмущения, которая является всего лишь результатом «распаковки» / «развёртки» момента настоящего в целостность «человеческой жизни».</w:t>
+      </w:r>
+    </w:p>
+    <w:p>
+      <w:pPr>
+        <w:pStyle w:val="Heading2"/>
+        <w:rPr>
+          <w:lang w:val="ru-RU"/>
+        </w:rPr>
+      </w:pPr>
+      <w:r>
+        <w:rPr>
+          <w:lang w:val="ru-RU"/>
+        </w:rPr>
+        <w:t xml:space="preserve">Не </w:t>
+      </w:r>
+      <w:r>
+        <w:rPr>
+          <w:lang w:val="ru-RU"/>
+        </w:rPr>
+        <w:t>физика,</w:t>
+      </w:r>
+      <w:r>
+        <w:rPr>
+          <w:lang w:val="ru-RU"/>
+        </w:rPr>
+        <w:t xml:space="preserve"> а онтология</w:t>
+      </w:r>
+    </w:p>
+    <w:p>
+      <w:pPr>
+        <w:rPr>
+          <w:rFonts w:ascii="Times New Roman" w:hAnsi="Times New Roman" w:cs="Times New Roman"/>
+          <w:sz w:val="24"/>
+          <w:szCs w:val="24"/>
+          <w:lang w:val="ru-RU"/>
+        </w:rPr>
+      </w:pPr>
+      <w:r>
+        <w:rPr>
+          <w:rFonts w:ascii="Times New Roman" w:hAnsi="Times New Roman" w:cs="Times New Roman"/>
+          <w:sz w:val="24"/>
+          <w:szCs w:val="24"/>
+          <w:lang w:val="ru-RU"/>
+        </w:rPr>
+        <w:t>То, что называли физикой стоики, не является физикой в современном её понимании. Более корректно было бы сказать онтология стоиков, то есть знание о том, что вообще такое реальность.</w:t>
+      </w:r>
+    </w:p>
+    <w:p>
+      <w:pPr>
+        <w:rPr>
           <w:rFonts w:ascii="Times New Roman" w:hAnsi="Times New Roman" w:cs="Times New Roman"/>
           <w:sz w:val="24"/>
           <w:szCs w:val="24"/>
@@ -86,27 +208,7 @@
           <w:szCs w:val="24"/>
           <w:lang w:val="ru-RU"/>
         </w:rPr>
-        <w:t xml:space="preserve">), знание о мире. Отличие онтологии стоиков от онтологии Платона и Аристотеля в том, что она не вводит «второй реальности». Она представляет собой </w:t>
-      </w:r>
-      <w:proofErr w:type="spellStart"/>
-      <w:r>
-        <w:rPr>
-          <w:rFonts w:ascii="Times New Roman" w:hAnsi="Times New Roman" w:cs="Times New Roman"/>
-          <w:sz w:val="24"/>
-          <w:szCs w:val="24"/>
-          <w:lang w:val="ru-RU"/>
-        </w:rPr>
-        <w:t>прото</w:t>
-      </w:r>
-      <w:proofErr w:type="spellEnd"/>
-      <w:r>
-        <w:rPr>
-          <w:rFonts w:ascii="Times New Roman" w:hAnsi="Times New Roman" w:cs="Times New Roman"/>
-          <w:sz w:val="24"/>
-          <w:szCs w:val="24"/>
-          <w:lang w:val="ru-RU"/>
-        </w:rPr>
-        <w:t>-материалистическую модель, не находясь в прямой конфронтации с экспериментально картиной мира. Более того, у стоиков есть ответ на вопрос, откуда в объяснениях Платона и Аристотеля берется вторая реальность.</w:t>
+        <w:t>), знание о мире. Отличие онтологии стоиков от онтологии Платона и Аристотеля в том, что она не вводит «второй реальности». Она представляет собой прото-материалистическую модель, не находясь в прямой конфронтации с экспериментально картиной мира. Более того, у стоиков есть ответ на вопрос, откуда в объяснениях Платона и Аристотеля берется вторая реальность.</w:t>
       </w:r>
     </w:p>
     <w:p>
@@ -668,7 +770,6 @@
         </w:rPr>
         <w:t xml:space="preserve"> </w:t>
       </w:r>
-      <w:proofErr w:type="spellStart"/>
       <w:r>
         <w:rPr>
           <w:rFonts w:ascii="Times New Roman" w:hAnsi="Times New Roman" w:cs="Times New Roman"/>
@@ -678,7 +779,6 @@
         </w:rPr>
         <w:t>τόνος</w:t>
       </w:r>
-      <w:proofErr w:type="spellEnd"/>
       <w:r>
         <w:rPr>
           <w:rFonts w:ascii="Times New Roman" w:hAnsi="Times New Roman" w:cs="Times New Roman"/>
@@ -697,7 +797,6 @@
         </w:rPr>
         <w:t>[</w:t>
       </w:r>
-      <w:proofErr w:type="spellStart"/>
       <w:r>
         <w:rPr>
           <w:rFonts w:ascii="Times New Roman" w:hAnsi="Times New Roman" w:cs="Times New Roman"/>
@@ -709,7 +808,6 @@
         </w:rPr>
         <w:t>тонос</w:t>
       </w:r>
-      <w:proofErr w:type="spellEnd"/>
       <w:r>
         <w:rPr>
           <w:rFonts w:ascii="Times New Roman" w:hAnsi="Times New Roman" w:cs="Times New Roman"/>
@@ -762,27 +860,7 @@
           <w:szCs w:val="24"/>
           <w:lang w:val="ru-RU"/>
         </w:rPr>
-        <w:t xml:space="preserve"> находиться в </w:t>
-      </w:r>
-      <w:proofErr w:type="spellStart"/>
-      <w:r>
-        <w:rPr>
-          <w:rFonts w:ascii="Times New Roman" w:hAnsi="Times New Roman" w:cs="Times New Roman"/>
-          <w:sz w:val="24"/>
-          <w:szCs w:val="24"/>
-          <w:lang w:val="ru-RU"/>
-        </w:rPr>
-        <w:t>неком</w:t>
-      </w:r>
-      <w:proofErr w:type="spellEnd"/>
-      <w:r>
-        <w:rPr>
-          <w:rFonts w:ascii="Times New Roman" w:hAnsi="Times New Roman" w:cs="Times New Roman"/>
-          <w:sz w:val="24"/>
-          <w:szCs w:val="24"/>
-          <w:lang w:val="ru-RU"/>
-        </w:rPr>
-        <w:t xml:space="preserve"> напряжении. </w:t>
+        <w:t xml:space="preserve"> находиться в неком напряжении. </w:t>
       </w:r>
       <w:r>
         <w:rPr>
@@ -820,7 +898,6 @@
         </w:rPr>
         <w:t xml:space="preserve"> Это скорее бодрость, концентрация сил. Это некоторая величина, у которой есть значение: </w:t>
       </w:r>
-      <w:proofErr w:type="spellStart"/>
       <w:r>
         <w:rPr>
           <w:rFonts w:ascii="Times New Roman" w:hAnsi="Times New Roman" w:cs="Times New Roman"/>
@@ -832,7 +909,6 @@
         </w:rPr>
         <w:t>тоноса</w:t>
       </w:r>
-      <w:proofErr w:type="spellEnd"/>
       <w:r>
         <w:rPr>
           <w:rFonts w:ascii="Times New Roman" w:hAnsi="Times New Roman" w:cs="Times New Roman"/>
@@ -880,7 +956,6 @@
         </w:rPr>
         <w:t xml:space="preserve"> (создании топологической модели), объединении нескольких состояний сразу. Сущность, которая может иметь разные значения </w:t>
       </w:r>
-      <w:proofErr w:type="spellStart"/>
       <w:r>
         <w:rPr>
           <w:rFonts w:ascii="Times New Roman" w:hAnsi="Times New Roman" w:cs="Times New Roman"/>
@@ -892,7 +967,6 @@
         </w:rPr>
         <w:t>тоноса</w:t>
       </w:r>
-      <w:proofErr w:type="spellEnd"/>
       <w:r>
         <w:rPr>
           <w:rFonts w:ascii="Times New Roman" w:hAnsi="Times New Roman" w:cs="Times New Roman"/>
@@ -909,38 +983,8 @@
           <w:szCs w:val="24"/>
           <w:lang w:val="ru-RU"/>
         </w:rPr>
-        <w:t>π</w:t>
-      </w:r>
-      <w:proofErr w:type="spellStart"/>
-      <w:r>
-        <w:rPr>
-          <w:rFonts w:ascii="Times New Roman" w:hAnsi="Times New Roman" w:cs="Times New Roman"/>
-          <w:sz w:val="24"/>
-          <w:szCs w:val="24"/>
-          <w:lang w:val="ru-RU"/>
-        </w:rPr>
-        <w:t>νεῦμ</w:t>
-      </w:r>
-      <w:proofErr w:type="spellEnd"/>
-      <w:r>
-        <w:rPr>
-          <w:rFonts w:ascii="Times New Roman" w:hAnsi="Times New Roman" w:cs="Times New Roman"/>
-          <w:sz w:val="24"/>
-          <w:szCs w:val="24"/>
-          <w:lang w:val="ru-RU"/>
-        </w:rPr>
-        <w:t>α</w:t>
-      </w:r>
-      <w:r>
-        <w:rPr>
-          <w:rFonts w:ascii="Times New Roman" w:hAnsi="Times New Roman" w:cs="Times New Roman"/>
-          <w:sz w:val="24"/>
-          <w:szCs w:val="24"/>
-          <w:lang w:val="ru-RU"/>
-        </w:rPr>
-        <w:t xml:space="preserve"> [</w:t>
-      </w:r>
-      <w:proofErr w:type="spellStart"/>
+        <w:t>πνεῦμα [</w:t>
+      </w:r>
       <w:r>
         <w:rPr>
           <w:rFonts w:ascii="Times New Roman" w:hAnsi="Times New Roman" w:cs="Times New Roman"/>
@@ -952,7 +996,6 @@
         </w:rPr>
         <w:t>пневма</w:t>
       </w:r>
-      <w:proofErr w:type="spellEnd"/>
       <w:r>
         <w:rPr>
           <w:rFonts w:ascii="Times New Roman" w:hAnsi="Times New Roman" w:cs="Times New Roman"/>
@@ -1003,16 +1046,8 @@
         <w:rPr>
           <w:lang w:val="ru-RU"/>
         </w:rPr>
-        <w:t xml:space="preserve">Больше о </w:t>
-      </w:r>
-      <w:proofErr w:type="spellStart"/>
-      <w:r>
-        <w:rPr>
-          <w:lang w:val="ru-RU"/>
-        </w:rPr>
-        <w:t>пневме</w:t>
-      </w:r>
-      <w:proofErr w:type="spellEnd"/>
+        <w:t>Больше о пневме</w:t>
+      </w:r>
     </w:p>
     <w:p>
       <w:pPr>
@@ -1059,7 +1094,6 @@
         </w:rPr>
         <w:t xml:space="preserve"> сознание. </w:t>
       </w:r>
-      <w:proofErr w:type="spellStart"/>
       <w:r>
         <w:rPr>
           <w:rFonts w:ascii="Times New Roman" w:hAnsi="Times New Roman" w:cs="Times New Roman"/>
@@ -1071,7 +1105,6 @@
         </w:rPr>
         <w:t>Пневма</w:t>
       </w:r>
-      <w:proofErr w:type="spellEnd"/>
       <w:r>
         <w:rPr>
           <w:rFonts w:ascii="Times New Roman" w:hAnsi="Times New Roman" w:cs="Times New Roman"/>
@@ -1121,7 +1154,6 @@
         </w:rPr>
         <w:t xml:space="preserve">. Человек это и есть </w:t>
       </w:r>
-      <w:proofErr w:type="spellStart"/>
       <w:r>
         <w:rPr>
           <w:rFonts w:ascii="Times New Roman" w:hAnsi="Times New Roman" w:cs="Times New Roman"/>
@@ -1133,7 +1165,6 @@
         </w:rPr>
         <w:t>пневма</w:t>
       </w:r>
-      <w:proofErr w:type="spellEnd"/>
       <w:r>
         <w:rPr>
           <w:rFonts w:ascii="Times New Roman" w:hAnsi="Times New Roman" w:cs="Times New Roman"/>
@@ -1161,7 +1192,6 @@
         </w:rPr>
         <w:t xml:space="preserve"> проявления </w:t>
       </w:r>
-      <w:proofErr w:type="spellStart"/>
       <w:r>
         <w:rPr>
           <w:rFonts w:ascii="Times New Roman" w:hAnsi="Times New Roman" w:cs="Times New Roman"/>
@@ -1173,7 +1203,6 @@
         </w:rPr>
         <w:t>пневмы</w:t>
       </w:r>
-      <w:proofErr w:type="spellEnd"/>
       <w:r>
         <w:rPr>
           <w:rFonts w:ascii="Times New Roman" w:hAnsi="Times New Roman" w:cs="Times New Roman"/>
@@ -1183,7 +1212,6 @@
         </w:rPr>
         <w:t xml:space="preserve">. Человек отличается от животного более высоким уровнем интенсивности </w:t>
       </w:r>
-      <w:proofErr w:type="spellStart"/>
       <w:r>
         <w:rPr>
           <w:rFonts w:ascii="Times New Roman" w:hAnsi="Times New Roman" w:cs="Times New Roman"/>
@@ -1195,37 +1223,15 @@
         </w:rPr>
         <w:t>пневмы</w:t>
       </w:r>
-      <w:proofErr w:type="spellEnd"/>
-      <w:r>
-        <w:rPr>
-          <w:rFonts w:ascii="Times New Roman" w:hAnsi="Times New Roman" w:cs="Times New Roman"/>
-          <w:sz w:val="24"/>
-          <w:szCs w:val="24"/>
-          <w:lang w:val="ru-RU"/>
-        </w:rPr>
-        <w:t xml:space="preserve">, потому что человек способен на большее количество вещей. В нем </w:t>
-      </w:r>
-      <w:proofErr w:type="spellStart"/>
-      <w:r>
-        <w:rPr>
-          <w:rFonts w:ascii="Times New Roman" w:hAnsi="Times New Roman" w:cs="Times New Roman"/>
-          <w:sz w:val="24"/>
-          <w:szCs w:val="24"/>
-          <w:lang w:val="ru-RU"/>
-        </w:rPr>
-        <w:t>пневма</w:t>
-      </w:r>
-      <w:proofErr w:type="spellEnd"/>
-      <w:r>
-        <w:rPr>
-          <w:rFonts w:ascii="Times New Roman" w:hAnsi="Times New Roman" w:cs="Times New Roman"/>
-          <w:sz w:val="24"/>
-          <w:szCs w:val="24"/>
-          <w:lang w:val="ru-RU"/>
-        </w:rPr>
-        <w:t xml:space="preserve"> проявляет себя более активно. Но </w:t>
-      </w:r>
-      <w:proofErr w:type="spellStart"/>
+      <w:r>
+        <w:rPr>
+          <w:rFonts w:ascii="Times New Roman" w:hAnsi="Times New Roman" w:cs="Times New Roman"/>
+          <w:sz w:val="24"/>
+          <w:szCs w:val="24"/>
+          <w:lang w:val="ru-RU"/>
+        </w:rPr>
+        <w:t xml:space="preserve">, потому что человек способен на большее количество вещей. В нем пневма проявляет себя более активно. Но </w:t>
+      </w:r>
       <w:r>
         <w:rPr>
           <w:rFonts w:ascii="Times New Roman" w:hAnsi="Times New Roman" w:cs="Times New Roman"/>
@@ -1237,7 +1243,6 @@
         </w:rPr>
         <w:t>пневма</w:t>
       </w:r>
-      <w:proofErr w:type="spellEnd"/>
       <w:r>
         <w:rPr>
           <w:rFonts w:ascii="Times New Roman" w:hAnsi="Times New Roman" w:cs="Times New Roman"/>
@@ -1266,7 +1271,6 @@
         </w:rPr>
         <w:t xml:space="preserve">Почему </w:t>
       </w:r>
-      <w:proofErr w:type="spellStart"/>
       <w:r>
         <w:rPr>
           <w:rFonts w:ascii="Times New Roman" w:hAnsi="Times New Roman" w:cs="Times New Roman"/>
@@ -1278,35 +1282,14 @@
         </w:rPr>
         <w:t>пневма</w:t>
       </w:r>
-      <w:proofErr w:type="spellEnd"/>
-      <w:r>
-        <w:rPr>
-          <w:rFonts w:ascii="Times New Roman" w:hAnsi="Times New Roman" w:cs="Times New Roman"/>
-          <w:sz w:val="24"/>
-          <w:szCs w:val="24"/>
-          <w:lang w:val="ru-RU"/>
-        </w:rPr>
-        <w:t xml:space="preserve"> является условием свободы воли? Почему </w:t>
-      </w:r>
-      <w:proofErr w:type="spellStart"/>
-      <w:r>
-        <w:rPr>
-          <w:rFonts w:ascii="Times New Roman" w:hAnsi="Times New Roman" w:cs="Times New Roman"/>
-          <w:sz w:val="24"/>
-          <w:szCs w:val="24"/>
-          <w:lang w:val="ru-RU"/>
-        </w:rPr>
-        <w:t>пневма</w:t>
-      </w:r>
-      <w:proofErr w:type="spellEnd"/>
-      <w:r>
-        <w:rPr>
-          <w:rFonts w:ascii="Times New Roman" w:hAnsi="Times New Roman" w:cs="Times New Roman"/>
-          <w:sz w:val="24"/>
-          <w:szCs w:val="24"/>
-          <w:lang w:val="ru-RU"/>
-        </w:rPr>
-        <w:t xml:space="preserve"> является характеристикой свободы воли? Каковы условия физической реальности, которая обеспечивает нашу свободу воли?</w:t>
+      <w:r>
+        <w:rPr>
+          <w:rFonts w:ascii="Times New Roman" w:hAnsi="Times New Roman" w:cs="Times New Roman"/>
+          <w:sz w:val="24"/>
+          <w:szCs w:val="24"/>
+          <w:lang w:val="ru-RU"/>
+        </w:rPr>
+        <w:t xml:space="preserve"> является условием свободы воли? Почему пневма является характеристикой свободы воли? Каковы условия физической реальности, которая обеспечивает нашу свободу воли?</w:t>
       </w:r>
     </w:p>
     <w:p>
@@ -1336,7 +1319,6 @@
         </w:rPr>
         <w:t xml:space="preserve"> </w:t>
       </w:r>
-      <w:proofErr w:type="spellStart"/>
       <w:r>
         <w:rPr>
           <w:rFonts w:ascii="Times New Roman" w:hAnsi="Times New Roman" w:cs="Times New Roman"/>
@@ -1346,7 +1328,6 @@
         </w:rPr>
         <w:t>ὕλη</w:t>
       </w:r>
-      <w:proofErr w:type="spellEnd"/>
       <w:r>
         <w:rPr>
           <w:rFonts w:ascii="Times New Roman" w:hAnsi="Times New Roman" w:cs="Times New Roman"/>
@@ -1365,7 +1346,6 @@
         </w:rPr>
         <w:t>[</w:t>
       </w:r>
-      <w:proofErr w:type="spellStart"/>
       <w:r>
         <w:rPr>
           <w:rFonts w:ascii="Times New Roman" w:hAnsi="Times New Roman" w:cs="Times New Roman"/>
@@ -1376,7 +1356,6 @@
         </w:rPr>
         <w:t>гюле</w:t>
       </w:r>
-      <w:proofErr w:type="spellEnd"/>
       <w:r>
         <w:rPr>
           <w:rFonts w:ascii="Times New Roman" w:hAnsi="Times New Roman" w:cs="Times New Roman"/>
@@ -1414,7 +1393,6 @@
         </w:rPr>
         <w:t xml:space="preserve">материя. Это протяженное, твердое, непроницаемое и мы живем в мире </w:t>
       </w:r>
-      <w:proofErr w:type="spellStart"/>
       <w:r>
         <w:rPr>
           <w:rFonts w:ascii="Times New Roman" w:hAnsi="Times New Roman" w:cs="Times New Roman"/>
@@ -1426,7 +1404,6 @@
         </w:rPr>
         <w:t>гюле</w:t>
       </w:r>
-      <w:proofErr w:type="spellEnd"/>
       <w:r>
         <w:rPr>
           <w:rFonts w:ascii="Times New Roman" w:hAnsi="Times New Roman" w:cs="Times New Roman"/>
@@ -1436,7 +1413,6 @@
         </w:rPr>
         <w:t xml:space="preserve">. Но если бы в мире существовала только </w:t>
       </w:r>
-      <w:proofErr w:type="spellStart"/>
       <w:r>
         <w:rPr>
           <w:rFonts w:ascii="Times New Roman" w:hAnsi="Times New Roman" w:cs="Times New Roman"/>
@@ -1448,7 +1424,6 @@
         </w:rPr>
         <w:t>гюле</w:t>
       </w:r>
-      <w:proofErr w:type="spellEnd"/>
       <w:r>
         <w:rPr>
           <w:rFonts w:ascii="Times New Roman" w:hAnsi="Times New Roman" w:cs="Times New Roman"/>
@@ -1458,7 +1433,6 @@
         </w:rPr>
         <w:t xml:space="preserve">, свободы воли бы не существовало, а была бы только одна твердая, непроницаемая материя. Так что помимо </w:t>
       </w:r>
-      <w:proofErr w:type="spellStart"/>
       <w:r>
         <w:rPr>
           <w:rFonts w:ascii="Times New Roman" w:hAnsi="Times New Roman" w:cs="Times New Roman"/>
@@ -1470,7 +1444,6 @@
         </w:rPr>
         <w:t>гюле</w:t>
       </w:r>
-      <w:proofErr w:type="spellEnd"/>
       <w:r>
         <w:rPr>
           <w:rFonts w:ascii="Times New Roman" w:hAnsi="Times New Roman" w:cs="Times New Roman"/>
@@ -1480,7 +1453,6 @@
         </w:rPr>
         <w:t xml:space="preserve"> существует </w:t>
       </w:r>
-      <w:proofErr w:type="spellStart"/>
       <w:r>
         <w:rPr>
           <w:rFonts w:ascii="Times New Roman" w:hAnsi="Times New Roman" w:cs="Times New Roman"/>
@@ -1492,7 +1464,6 @@
         </w:rPr>
         <w:t>пневма</w:t>
       </w:r>
-      <w:proofErr w:type="spellEnd"/>
       <w:r>
         <w:rPr>
           <w:rFonts w:ascii="Times New Roman" w:hAnsi="Times New Roman" w:cs="Times New Roman"/>
@@ -1510,19 +1481,11 @@
           <w:lang w:val="ru-RU"/>
         </w:rPr>
       </w:pPr>
-      <w:proofErr w:type="spellStart"/>
-      <w:r>
-        <w:rPr>
-          <w:lang w:val="ru-RU"/>
-        </w:rPr>
-        <w:t>Пневма</w:t>
-      </w:r>
-      <w:proofErr w:type="spellEnd"/>
-      <w:r>
-        <w:rPr>
-          <w:lang w:val="ru-RU"/>
-        </w:rPr>
-        <w:t xml:space="preserve"> как поле</w:t>
+      <w:r>
+        <w:rPr>
+          <w:lang w:val="ru-RU"/>
+        </w:rPr>
+        <w:t>Пневма как поле</w:t>
       </w:r>
     </w:p>
     <w:p>
@@ -1543,7 +1506,6 @@
         </w:rPr>
         <w:t xml:space="preserve">Аналогия </w:t>
       </w:r>
-      <w:proofErr w:type="spellStart"/>
       <w:r>
         <w:rPr>
           <w:rFonts w:ascii="Times New Roman" w:hAnsi="Times New Roman" w:cs="Times New Roman"/>
@@ -1555,7 +1517,6 @@
         </w:rPr>
         <w:t>пневмы</w:t>
       </w:r>
-      <w:proofErr w:type="spellEnd"/>
       <w:r>
         <w:rPr>
           <w:rFonts w:ascii="Times New Roman" w:hAnsi="Times New Roman" w:cs="Times New Roman"/>
@@ -1613,7 +1574,6 @@
         </w:rPr>
         <w:t xml:space="preserve"> существовать несколько физических сущностей. Одна из сущностей как бы полностью проникает в материальные тела (</w:t>
       </w:r>
-      <w:proofErr w:type="spellStart"/>
       <w:r>
         <w:rPr>
           <w:rFonts w:ascii="Times New Roman" w:hAnsi="Times New Roman" w:cs="Times New Roman"/>
@@ -1625,7 +1585,6 @@
         </w:rPr>
         <w:t>гюле</w:t>
       </w:r>
-      <w:proofErr w:type="spellEnd"/>
       <w:r>
         <w:rPr>
           <w:rFonts w:ascii="Times New Roman" w:hAnsi="Times New Roman" w:cs="Times New Roman"/>
@@ -1635,7 +1594,6 @@
         </w:rPr>
         <w:t xml:space="preserve">). Эта сущность и есть </w:t>
       </w:r>
-      <w:proofErr w:type="spellStart"/>
       <w:r>
         <w:rPr>
           <w:rFonts w:ascii="Times New Roman" w:hAnsi="Times New Roman" w:cs="Times New Roman"/>
@@ -1647,7 +1605,6 @@
         </w:rPr>
         <w:t>пневма</w:t>
       </w:r>
-      <w:proofErr w:type="spellEnd"/>
       <w:r>
         <w:rPr>
           <w:rFonts w:ascii="Times New Roman" w:hAnsi="Times New Roman" w:cs="Times New Roman"/>
@@ -1657,7 +1614,6 @@
         </w:rPr>
         <w:t xml:space="preserve">. Одновременное сосуществование </w:t>
       </w:r>
-      <w:proofErr w:type="spellStart"/>
       <w:r>
         <w:rPr>
           <w:rFonts w:ascii="Times New Roman" w:hAnsi="Times New Roman" w:cs="Times New Roman"/>
@@ -1669,7 +1625,6 @@
         </w:rPr>
         <w:t>пневмы</w:t>
       </w:r>
-      <w:proofErr w:type="spellEnd"/>
       <w:r>
         <w:rPr>
           <w:rFonts w:ascii="Times New Roman" w:hAnsi="Times New Roman" w:cs="Times New Roman"/>
@@ -1679,7 +1634,6 @@
         </w:rPr>
         <w:t xml:space="preserve"> и </w:t>
       </w:r>
-      <w:proofErr w:type="spellStart"/>
       <w:r>
         <w:rPr>
           <w:rFonts w:ascii="Times New Roman" w:hAnsi="Times New Roman" w:cs="Times New Roman"/>
@@ -1691,7 +1645,6 @@
         </w:rPr>
         <w:t>гюле</w:t>
       </w:r>
-      <w:proofErr w:type="spellEnd"/>
       <w:r>
         <w:rPr>
           <w:rFonts w:ascii="Times New Roman" w:hAnsi="Times New Roman" w:cs="Times New Roman"/>
@@ -1701,7 +1654,6 @@
         </w:rPr>
         <w:t xml:space="preserve"> в момент настоящего — это и есть свобода воли. Свобода воли определяется некоторым значением </w:t>
       </w:r>
-      <w:proofErr w:type="spellStart"/>
       <w:r>
         <w:rPr>
           <w:rFonts w:ascii="Times New Roman" w:hAnsi="Times New Roman" w:cs="Times New Roman"/>
@@ -1713,7 +1665,6 @@
         </w:rPr>
         <w:t>пневмы</w:t>
       </w:r>
-      <w:proofErr w:type="spellEnd"/>
       <w:r>
         <w:rPr>
           <w:rFonts w:ascii="Times New Roman" w:hAnsi="Times New Roman" w:cs="Times New Roman"/>
@@ -1730,6 +1681,7 @@
           <w:rFonts w:ascii="Times New Roman" w:hAnsi="Times New Roman" w:cs="Times New Roman"/>
           <w:sz w:val="24"/>
           <w:szCs w:val="24"/>
+          <w:lang w:val="ru-RU"/>
         </w:rPr>
       </w:pPr>
       <w:r>
@@ -1858,7 +1810,6 @@
         </w:rPr>
         <w:t xml:space="preserve">озьмем человека и сравним его с гравитационной пылью в космосе. Если рассматривать его как целостность, как результат развертки, то различия будут огромны. Но если взять их в момент настоящего, как </w:t>
       </w:r>
-      <w:proofErr w:type="spellStart"/>
       <w:r>
         <w:rPr>
           <w:rFonts w:ascii="Times New Roman" w:hAnsi="Times New Roman" w:cs="Times New Roman"/>
@@ -1870,7 +1821,6 @@
         </w:rPr>
         <w:t>пневму</w:t>
       </w:r>
-      <w:proofErr w:type="spellEnd"/>
       <w:r>
         <w:rPr>
           <w:rFonts w:ascii="Times New Roman" w:hAnsi="Times New Roman" w:cs="Times New Roman"/>
@@ -1880,7 +1830,6 @@
         </w:rPr>
         <w:t xml:space="preserve"> в </w:t>
       </w:r>
-      <w:proofErr w:type="spellStart"/>
       <w:r>
         <w:rPr>
           <w:rFonts w:ascii="Times New Roman" w:hAnsi="Times New Roman" w:cs="Times New Roman"/>
@@ -1892,7 +1841,6 @@
         </w:rPr>
         <w:t>гюле</w:t>
       </w:r>
-      <w:proofErr w:type="spellEnd"/>
       <w:r>
         <w:rPr>
           <w:rFonts w:ascii="Times New Roman" w:hAnsi="Times New Roman" w:cs="Times New Roman"/>
@@ -1902,7 +1850,6 @@
         </w:rPr>
         <w:t xml:space="preserve">, то различия будут минимальны — только в степени интенсивности </w:t>
       </w:r>
-      <w:proofErr w:type="spellStart"/>
       <w:r>
         <w:rPr>
           <w:rFonts w:ascii="Times New Roman" w:hAnsi="Times New Roman" w:cs="Times New Roman"/>
@@ -1914,7 +1861,6 @@
         </w:rPr>
         <w:t>пневмы</w:t>
       </w:r>
-      <w:proofErr w:type="spellEnd"/>
       <w:r>
         <w:rPr>
           <w:rFonts w:ascii="Times New Roman" w:hAnsi="Times New Roman" w:cs="Times New Roman"/>
@@ -1961,9 +1907,8 @@
           <w:szCs w:val="24"/>
           <w:lang w:val="ru-RU"/>
         </w:rPr>
-        <w:t>κα</w:t>
-      </w:r>
-      <w:proofErr w:type="spellStart"/>
+        <w:t xml:space="preserve">καθήκοντα </w:t>
+      </w:r>
       <w:r>
         <w:rPr>
           <w:rFonts w:ascii="Times New Roman" w:hAnsi="Times New Roman" w:cs="Times New Roman"/>
@@ -1972,9 +1917,28 @@
           <w:szCs w:val="24"/>
           <w:lang w:val="ru-RU"/>
         </w:rPr>
-        <w:t>θήκοντ</w:t>
-      </w:r>
-      <w:proofErr w:type="spellEnd"/>
+        <w:t>[</w:t>
+      </w:r>
+      <w:r>
+        <w:rPr>
+          <w:rFonts w:ascii="Times New Roman" w:hAnsi="Times New Roman" w:cs="Times New Roman"/>
+          <w:b/>
+          <w:sz w:val="24"/>
+          <w:szCs w:val="24"/>
+          <w:lang w:val="ru-RU"/>
+        </w:rPr>
+        <w:t>к</w:t>
+      </w:r>
+      <w:r>
+        <w:rPr>
+          <w:rFonts w:ascii="Times New Roman" w:hAnsi="Times New Roman" w:cs="Times New Roman"/>
+          <w:b/>
+          <w:sz w:val="24"/>
+          <w:szCs w:val="24"/>
+          <w:lang w:val="ru-RU"/>
+        </w:rPr>
+        <w:t>атеконта</w:t>
+      </w:r>
       <w:r>
         <w:rPr>
           <w:rFonts w:ascii="Times New Roman" w:hAnsi="Times New Roman" w:cs="Times New Roman"/>
@@ -1983,12 +1947,11 @@
           <w:szCs w:val="24"/>
           <w:lang w:val="ru-RU"/>
         </w:rPr>
-        <w:t>α</w:t>
-      </w:r>
-      <w:r>
-        <w:rPr>
-          <w:rFonts w:ascii="Times New Roman" w:hAnsi="Times New Roman" w:cs="Times New Roman"/>
-          <w:bCs/>
+        <w:t>]</w:t>
+      </w:r>
+      <w:r>
+        <w:rPr>
+          <w:rFonts w:ascii="Times New Roman" w:hAnsi="Times New Roman" w:cs="Times New Roman"/>
           <w:sz w:val="24"/>
           <w:szCs w:val="24"/>
           <w:lang w:val="ru-RU"/>
@@ -1998,57 +1961,9 @@
       <w:r>
         <w:rPr>
           <w:rFonts w:ascii="Times New Roman" w:hAnsi="Times New Roman" w:cs="Times New Roman"/>
-          <w:bCs/>
-          <w:sz w:val="24"/>
-          <w:szCs w:val="24"/>
-        </w:rPr>
-        <w:t>[</w:t>
-      </w:r>
-      <w:proofErr w:type="spellStart"/>
-      <w:r>
-        <w:rPr>
-          <w:rFonts w:ascii="Times New Roman" w:hAnsi="Times New Roman" w:cs="Times New Roman"/>
-          <w:b/>
-          <w:sz w:val="24"/>
-          <w:szCs w:val="24"/>
-          <w:lang w:val="ru-RU"/>
-        </w:rPr>
-        <w:t>к</w:t>
-      </w:r>
-      <w:r>
-        <w:rPr>
-          <w:rFonts w:ascii="Times New Roman" w:hAnsi="Times New Roman" w:cs="Times New Roman"/>
-          <w:b/>
-          <w:sz w:val="24"/>
-          <w:szCs w:val="24"/>
-          <w:lang w:val="ru-RU"/>
-        </w:rPr>
-        <w:t>атеконта</w:t>
-      </w:r>
-      <w:proofErr w:type="spellEnd"/>
-      <w:r>
-        <w:rPr>
-          <w:rFonts w:ascii="Times New Roman" w:hAnsi="Times New Roman" w:cs="Times New Roman"/>
-          <w:bCs/>
-          <w:sz w:val="24"/>
-          <w:szCs w:val="24"/>
-        </w:rPr>
-        <w:t>]</w:t>
-      </w:r>
-      <w:r>
-        <w:rPr>
-          <w:rFonts w:ascii="Times New Roman" w:hAnsi="Times New Roman" w:cs="Times New Roman"/>
-          <w:sz w:val="24"/>
-          <w:szCs w:val="24"/>
-          <w:lang w:val="ru-RU"/>
-        </w:rPr>
-        <w:t xml:space="preserve"> </w:t>
-      </w:r>
-      <w:r>
-        <w:rPr>
-          <w:rFonts w:ascii="Times New Roman" w:hAnsi="Times New Roman" w:cs="Times New Roman"/>
-          <w:sz w:val="24"/>
-          <w:szCs w:val="24"/>
+          <w:sz w:val="24"/>
+          <w:szCs w:val="24"/>
+          <w:lang w:val="ru-RU"/>
         </w:rPr>
         <w:t xml:space="preserve">— </w:t>
       </w:r>
